--- a/briefings/线口监测午报-2026-10-01.docx
+++ b/briefings/线口监测午报-2026-10-01.docx
@@ -22,7 +22,7 @@
           <w:color w:val="888888"/>
           <w:sz w:val="18"/>
         </w:rPr>
-        <w:t>监测窗口:近48小时 | 生成时间:2026-10-01 14:01</w:t>
+        <w:t>监测窗口:近48小时 | 生成时间:2026-10-01 15:12</w:t>
       </w:r>
     </w:p>
     <w:p>
@@ -70,6 +70,159 @@
           <w:color w:val="888888"/>
           <w:sz w:val="24"/>
         </w:rPr>
+        <w:t>福特 CEO 法利：AI 将成为蓝领工人的“搭档”，帮其更快掌握技能</w:t>
+      </w:r>
+    </w:p>
+    <w:p>
+      <w:r>
+        <w:rPr>
+          <w:rFonts w:ascii="Times New Roman" w:hAnsi="Times New Roman" w:eastAsia="宋体"/>
+          <w:color w:val="888888"/>
+          <w:sz w:val="18"/>
+        </w:rPr>
+        <w:t>来源:IT之家 | 时间:10-01 15:11</w:t>
+      </w:r>
+    </w:p>
+    <w:p>
+      <w:r>
+        <w:rPr>
+          <w:rFonts w:ascii="Times New Roman" w:hAnsi="Times New Roman" w:eastAsia="宋体"/>
+          <w:sz w:val="18"/>
+        </w:rPr>
+        <w:t>链接:</w:t>
+      </w:r>
+      <w:hyperlink r:id="rId9">
+        <w:r>
+          <w:rPr>
+            <w:color w:val="0563C1"/>
+            <w:u w:val="single"/>
+          </w:rPr>
+          <w:t>福特 CEO 法利：AI 将成为蓝领工人的“搭档”，帮其更快掌握技能</w:t>
+        </w:r>
+      </w:hyperlink>
+    </w:p>
+    <w:p>
+      <w:pPr>
+        <w:pStyle w:val="Heading3"/>
+      </w:pPr>
+      <w:r>
+        <w:rPr>
+          <w:rFonts w:ascii="Times New Roman" w:hAnsi="Times New Roman" w:eastAsia="黑体"/>
+          <w:b w:val="0"/>
+          <w:color w:val="888888"/>
+          <w:sz w:val="24"/>
+        </w:rPr>
+        <w:t>【C级·参考】</w:t>
+      </w:r>
+      <w:r>
+        <w:rPr>
+          <w:rFonts w:ascii="Times New Roman" w:hAnsi="Times New Roman" w:eastAsia="黑体"/>
+          <w:b w:val="0"/>
+          <w:color w:val="888888"/>
+          <w:sz w:val="24"/>
+        </w:rPr>
+        <w:t>微软更新 1.140 版 VS Code：多文件夹会话、远程 AI Agent 任务委派等</w:t>
+      </w:r>
+    </w:p>
+    <w:p>
+      <w:r>
+        <w:rPr>
+          <w:rFonts w:ascii="Times New Roman" w:hAnsi="Times New Roman" w:eastAsia="宋体"/>
+          <w:color w:val="888888"/>
+          <w:sz w:val="18"/>
+        </w:rPr>
+        <w:t>来源:IT之家 | 时间:10-01 14:47</w:t>
+      </w:r>
+    </w:p>
+    <w:p>
+      <w:r>
+        <w:rPr>
+          <w:rFonts w:ascii="Times New Roman" w:hAnsi="Times New Roman" w:eastAsia="宋体"/>
+          <w:sz w:val="18"/>
+        </w:rPr>
+        <w:t>链接:</w:t>
+      </w:r>
+      <w:hyperlink r:id="rId10">
+        <w:r>
+          <w:rPr>
+            <w:color w:val="0563C1"/>
+            <w:u w:val="single"/>
+          </w:rPr>
+          <w:t>微软更新 1.140 版 VS Code：多文件夹会话、远程 AI Agent 任务委派等</w:t>
+        </w:r>
+      </w:hyperlink>
+    </w:p>
+    <w:p>
+      <w:pPr>
+        <w:pStyle w:val="Heading3"/>
+      </w:pPr>
+      <w:r>
+        <w:rPr>
+          <w:rFonts w:ascii="Times New Roman" w:hAnsi="Times New Roman" w:eastAsia="黑体"/>
+          <w:b w:val="0"/>
+          <w:color w:val="888888"/>
+          <w:sz w:val="24"/>
+        </w:rPr>
+        <w:t>【C级·参考】</w:t>
+      </w:r>
+      <w:r>
+        <w:rPr>
+          <w:rFonts w:ascii="Times New Roman" w:hAnsi="Times New Roman" w:eastAsia="黑体"/>
+          <w:b w:val="0"/>
+          <w:color w:val="888888"/>
+          <w:sz w:val="24"/>
+        </w:rPr>
+        <w:t>超 AI.com 成史上最大域名交易：消息称 Shopify 豪掷 1 亿美元收购 SHOP.COM</w:t>
+      </w:r>
+    </w:p>
+    <w:p>
+      <w:r>
+        <w:rPr>
+          <w:rFonts w:ascii="Times New Roman" w:hAnsi="Times New Roman" w:eastAsia="宋体"/>
+          <w:color w:val="888888"/>
+          <w:sz w:val="18"/>
+        </w:rPr>
+        <w:t>来源:IT之家 | 时间:10-01 14:10</w:t>
+      </w:r>
+    </w:p>
+    <w:p>
+      <w:r>
+        <w:rPr>
+          <w:rFonts w:ascii="Times New Roman" w:hAnsi="Times New Roman" w:eastAsia="宋体"/>
+          <w:sz w:val="18"/>
+        </w:rPr>
+        <w:t>链接:</w:t>
+      </w:r>
+      <w:hyperlink r:id="rId11">
+        <w:r>
+          <w:rPr>
+            <w:color w:val="0563C1"/>
+            <w:u w:val="single"/>
+          </w:rPr>
+          <w:t>超 AI.com 成史上最大域名交易：消息称 Shopify 豪掷 1 亿美元收购 SHOP.COM</w:t>
+        </w:r>
+      </w:hyperlink>
+    </w:p>
+    <w:p>
+      <w:pPr>
+        <w:pStyle w:val="Heading3"/>
+      </w:pPr>
+      <w:r>
+        <w:rPr>
+          <w:rFonts w:ascii="Times New Roman" w:hAnsi="Times New Roman" w:eastAsia="黑体"/>
+          <w:b w:val="0"/>
+          <w:color w:val="888888"/>
+          <w:sz w:val="24"/>
+        </w:rPr>
+        <w:t>【C级·参考】</w:t>
+      </w:r>
+      <w:r>
+        <w:rPr>
+          <w:rFonts w:ascii="Times New Roman" w:hAnsi="Times New Roman" w:eastAsia="黑体"/>
+          <w:b w:val="0"/>
+          <w:color w:val="888888"/>
+          <w:sz w:val="24"/>
+        </w:rPr>
         <w:t>“大空头”伯里：为了人类的利益，市场应该狠跌一次，别让 OpenAI 和 Anthropic 上市</w:t>
       </w:r>
     </w:p>
@@ -91,7 +244,7 @@
         </w:rPr>
         <w:t>链接:</w:t>
       </w:r>
-      <w:hyperlink r:id="rId9">
+      <w:hyperlink r:id="rId12">
         <w:r>
           <w:rPr>
             <w:color w:val="0563C1"/>
@@ -142,7 +295,7 @@
         </w:rPr>
         <w:t>链接:</w:t>
       </w:r>
-      <w:hyperlink r:id="rId10">
+      <w:hyperlink r:id="rId13">
         <w:r>
           <w:rPr>
             <w:color w:val="0563C1"/>
@@ -193,7 +346,7 @@
         </w:rPr>
         <w:t>链接:</w:t>
       </w:r>
-      <w:hyperlink r:id="rId11">
+      <w:hyperlink r:id="rId14">
         <w:r>
           <w:rPr>
             <w:color w:val="0563C1"/>
@@ -244,7 +397,7 @@
         </w:rPr>
         <w:t>链接:</w:t>
       </w:r>
-      <w:hyperlink r:id="rId12">
+      <w:hyperlink r:id="rId15">
         <w:r>
           <w:rPr>
             <w:color w:val="0563C1"/>
@@ -295,7 +448,7 @@
         </w:rPr>
         <w:t>链接:</w:t>
       </w:r>
-      <w:hyperlink r:id="rId13">
+      <w:hyperlink r:id="rId16">
         <w:r>
           <w:rPr>
             <w:color w:val="0563C1"/>
@@ -346,166 +499,13 @@
         </w:rPr>
         <w:t>链接:</w:t>
       </w:r>
-      <w:hyperlink r:id="rId14">
+      <w:hyperlink r:id="rId17">
         <w:r>
           <w:rPr>
             <w:color w:val="0563C1"/>
             <w:u w:val="single"/>
           </w:rPr>
           <w:t>华为 Mate90 系列手机升级鸿蒙 AI：小艺帮记滑一滑轻松记忆、图库助手实现一句话成片...</w:t>
-        </w:r>
-      </w:hyperlink>
-    </w:p>
-    <w:p>
-      <w:pPr>
-        <w:pStyle w:val="Heading3"/>
-      </w:pPr>
-      <w:r>
-        <w:rPr>
-          <w:rFonts w:ascii="Times New Roman" w:hAnsi="Times New Roman" w:eastAsia="黑体"/>
-          <w:b w:val="0"/>
-          <w:color w:val="888888"/>
-          <w:sz w:val="24"/>
-        </w:rPr>
-        <w:t>【C级·参考】</w:t>
-      </w:r>
-      <w:r>
-        <w:rPr>
-          <w:rFonts w:ascii="Times New Roman" w:hAnsi="Times New Roman" w:eastAsia="黑体"/>
-          <w:b w:val="0"/>
-          <w:color w:val="888888"/>
-          <w:sz w:val="24"/>
-        </w:rPr>
-        <w:t>应对 AI 爬虫：Reddit 将关停 RSS 订阅、终止公共 API 访问</w:t>
-      </w:r>
-    </w:p>
-    <w:p>
-      <w:r>
-        <w:rPr>
-          <w:rFonts w:ascii="Times New Roman" w:hAnsi="Times New Roman" w:eastAsia="宋体"/>
-          <w:color w:val="888888"/>
-          <w:sz w:val="18"/>
-        </w:rPr>
-        <w:t>来源:IT之家 | 时间:10-01 10:14</w:t>
-      </w:r>
-    </w:p>
-    <w:p>
-      <w:r>
-        <w:rPr>
-          <w:rFonts w:ascii="Times New Roman" w:hAnsi="Times New Roman" w:eastAsia="宋体"/>
-          <w:sz w:val="18"/>
-        </w:rPr>
-        <w:t>链接:</w:t>
-      </w:r>
-      <w:hyperlink r:id="rId15">
-        <w:r>
-          <w:rPr>
-            <w:color w:val="0563C1"/>
-            <w:u w:val="single"/>
-          </w:rPr>
-          <w:t>应对 AI 爬虫：Reddit 将关停 RSS 订阅、终止公共 API 访问</w:t>
-        </w:r>
-      </w:hyperlink>
-    </w:p>
-    <w:p>
-      <w:pPr>
-        <w:pStyle w:val="Heading3"/>
-      </w:pPr>
-      <w:r>
-        <w:rPr>
-          <w:rFonts w:ascii="Times New Roman" w:hAnsi="Times New Roman" w:eastAsia="黑体"/>
-          <w:b w:val="0"/>
-          <w:color w:val="888888"/>
-          <w:sz w:val="24"/>
-        </w:rPr>
-        <w:t>【C级·参考】</w:t>
-      </w:r>
-      <w:r>
-        <w:rPr>
-          <w:rFonts w:ascii="Times New Roman" w:hAnsi="Times New Roman" w:eastAsia="黑体"/>
-          <w:b w:val="0"/>
-          <w:color w:val="888888"/>
-          <w:sz w:val="24"/>
-        </w:rPr>
-        <w:t>AI 储能红利预期落空，福特股价此前 45% 涨幅尽数回吐</w:t>
-      </w:r>
-    </w:p>
-    <w:p>
-      <w:r>
-        <w:rPr>
-          <w:rFonts w:ascii="Times New Roman" w:hAnsi="Times New Roman" w:eastAsia="宋体"/>
-          <w:color w:val="888888"/>
-          <w:sz w:val="18"/>
-        </w:rPr>
-        <w:t>来源:IT之家 | 时间:10-01 09:48</w:t>
-      </w:r>
-    </w:p>
-    <w:p>
-      <w:r>
-        <w:rPr>
-          <w:rFonts w:ascii="Times New Roman" w:hAnsi="Times New Roman" w:eastAsia="宋体"/>
-          <w:sz w:val="18"/>
-        </w:rPr>
-        <w:t>链接:</w:t>
-      </w:r>
-      <w:hyperlink r:id="rId16">
-        <w:r>
-          <w:rPr>
-            <w:color w:val="0563C1"/>
-            <w:u w:val="single"/>
-          </w:rPr>
-          <w:t>AI 储能红利预期落空，福特股价此前 45% 涨幅尽数回吐</w:t>
-        </w:r>
-      </w:hyperlink>
-    </w:p>
-    <w:p>
-      <w:pPr>
-        <w:pStyle w:val="Heading3"/>
-      </w:pPr>
-      <w:r>
-        <w:rPr>
-          <w:rFonts w:ascii="Times New Roman" w:hAnsi="Times New Roman" w:eastAsia="黑体"/>
-          <w:b w:val="0"/>
-          <w:color w:val="888888"/>
-          <w:sz w:val="24"/>
-        </w:rPr>
-        <w:t>【C级·参考】</w:t>
-      </w:r>
-      <w:r>
-        <w:rPr>
-          <w:rFonts w:ascii="Times New Roman" w:hAnsi="Times New Roman" w:eastAsia="黑体"/>
-          <w:b w:val="0"/>
-          <w:color w:val="888888"/>
-          <w:sz w:val="24"/>
-        </w:rPr>
-        <w:t>生物安全领域里程碑：谷歌 DeepMind 首创 AI 蛋白质水印技术</w:t>
-      </w:r>
-    </w:p>
-    <w:p>
-      <w:r>
-        <w:rPr>
-          <w:rFonts w:ascii="Times New Roman" w:hAnsi="Times New Roman" w:eastAsia="宋体"/>
-          <w:color w:val="888888"/>
-          <w:sz w:val="18"/>
-        </w:rPr>
-        <w:t>来源:IT之家 | 时间:10-01 09:28</w:t>
-      </w:r>
-    </w:p>
-    <w:p>
-      <w:r>
-        <w:rPr>
-          <w:rFonts w:ascii="Times New Roman" w:hAnsi="Times New Roman" w:eastAsia="宋体"/>
-          <w:sz w:val="18"/>
-        </w:rPr>
-        <w:t>链接:</w:t>
-      </w:r>
-      <w:hyperlink r:id="rId17">
-        <w:r>
-          <w:rPr>
-            <w:color w:val="0563C1"/>
-            <w:u w:val="single"/>
-          </w:rPr>
-          <w:t>生物安全领域里程碑：谷歌 DeepMind 首创 AI 蛋白质水印技术</w:t>
         </w:r>
       </w:hyperlink>
     </w:p>
@@ -1072,57 +1072,6 @@
     </w:p>
     <w:p>
       <w:pPr>
-        <w:pStyle w:val="Heading3"/>
-      </w:pPr>
-      <w:r>
-        <w:rPr>
-          <w:rFonts w:ascii="Times New Roman" w:hAnsi="Times New Roman" w:eastAsia="黑体"/>
-          <w:b w:val="0"/>
-          <w:color w:val="888888"/>
-          <w:sz w:val="24"/>
-        </w:rPr>
-        <w:t>【C级·参考】</w:t>
-      </w:r>
-      <w:r>
-        <w:rPr>
-          <w:rFonts w:ascii="Times New Roman" w:hAnsi="Times New Roman" w:eastAsia="黑体"/>
-          <w:b w:val="0"/>
-          <w:color w:val="888888"/>
-          <w:sz w:val="24"/>
-        </w:rPr>
-        <w:t>AI硬件迎来“寒武纪”，百度智能云如何卡位？｜高管访谈</w:t>
-      </w:r>
-    </w:p>
-    <w:p>
-      <w:r>
-        <w:rPr>
-          <w:rFonts w:ascii="Times New Roman" w:hAnsi="Times New Roman" w:eastAsia="宋体"/>
-          <w:color w:val="888888"/>
-          <w:sz w:val="18"/>
-        </w:rPr>
-        <w:t>来源:Bing新闻 | 时间:09-30 01:00</w:t>
-      </w:r>
-    </w:p>
-    <w:p>
-      <w:r>
-        <w:rPr>
-          <w:rFonts w:ascii="Times New Roman" w:hAnsi="Times New Roman" w:eastAsia="宋体"/>
-          <w:sz w:val="18"/>
-        </w:rPr>
-        <w:t>链接:</w:t>
-      </w:r>
-      <w:hyperlink r:id="rId29">
-        <w:r>
-          <w:rPr>
-            <w:color w:val="0563C1"/>
-            <w:u w:val="single"/>
-          </w:rPr>
-          <w:t>AI硬件迎来“寒武纪”，百度智能云如何卡位？｜高管访谈</w:t>
-        </w:r>
-      </w:hyperlink>
-    </w:p>
-    <w:p>
-      <w:pPr>
         <w:pStyle w:val="Heading2"/>
       </w:pPr>
       <w:r>
@@ -1174,7 +1123,7 @@
         </w:rPr>
         <w:t>链接:</w:t>
       </w:r>
-      <w:hyperlink r:id="rId30">
+      <w:hyperlink r:id="rId29">
         <w:r>
           <w:rPr>
             <w:color w:val="0563C1"/>
@@ -1197,55 +1146,9 @@
       </w:r>
     </w:p>
     <w:p>
-      <w:pPr>
-        <w:pStyle w:val="Heading3"/>
-      </w:pPr>
       <w:r>
-        <w:rPr>
-          <w:rFonts w:ascii="Times New Roman" w:hAnsi="Times New Roman" w:eastAsia="黑体"/>
-          <w:b w:val="0"/>
-          <w:color w:val="888888"/>
-          <w:sz w:val="24"/>
-        </w:rPr>
-        <w:t>【C级·参考】</w:t>
+        <w:t>本线口暂无重要更新</w:t>
       </w:r>
-      <w:r>
-        <w:rPr>
-          <w:rFonts w:ascii="Times New Roman" w:hAnsi="Times New Roman" w:eastAsia="黑体"/>
-          <w:b w:val="0"/>
-          <w:color w:val="888888"/>
-          <w:sz w:val="24"/>
-        </w:rPr>
-        <w:t>华境 S 大六座 SUV 9 月交付 7416 台：连续 5 个月增长，标配华为乾崑智驾 ADS 5 Pro</w:t>
-      </w:r>
-    </w:p>
-    <w:p>
-      <w:r>
-        <w:rPr>
-          <w:rFonts w:ascii="Times New Roman" w:hAnsi="Times New Roman" w:eastAsia="宋体"/>
-          <w:color w:val="888888"/>
-          <w:sz w:val="18"/>
-        </w:rPr>
-        <w:t>来源:IT之家 | 时间:10-01 09:19</w:t>
-      </w:r>
-    </w:p>
-    <w:p>
-      <w:r>
-        <w:rPr>
-          <w:rFonts w:ascii="Times New Roman" w:hAnsi="Times New Roman" w:eastAsia="宋体"/>
-          <w:sz w:val="18"/>
-        </w:rPr>
-        <w:t>链接:</w:t>
-      </w:r>
-      <w:hyperlink r:id="rId31">
-        <w:r>
-          <w:rPr>
-            <w:color w:val="0563C1"/>
-            <w:u w:val="single"/>
-          </w:rPr>
-          <w:t>华境 S 大六座 SUV 9 月交付 7416 台：连续 5 个月增长，标配华为乾崑智驾 ADS 5 Pro</w:t>
-        </w:r>
-      </w:hyperlink>
     </w:p>
     <w:p>
       <w:pPr>
@@ -1300,7 +1203,7 @@
         </w:rPr>
         <w:t>链接:</w:t>
       </w:r>
-      <w:hyperlink r:id="rId32">
+      <w:hyperlink r:id="rId30">
         <w:r>
           <w:rPr>
             <w:color w:val="0563C1"/>
@@ -1321,6 +1224,57 @@
         </w:rPr>
         <w:t>游戏/电竞/平台公司</w:t>
       </w:r>
+    </w:p>
+    <w:p>
+      <w:pPr>
+        <w:pStyle w:val="Heading3"/>
+      </w:pPr>
+      <w:r>
+        <w:rPr>
+          <w:rFonts w:ascii="Times New Roman" w:hAnsi="Times New Roman" w:eastAsia="黑体"/>
+          <w:b w:val="0"/>
+          <w:color w:val="888888"/>
+          <w:sz w:val="24"/>
+        </w:rPr>
+        <w:t>【C级·参考】</w:t>
+      </w:r>
+      <w:r>
+        <w:rPr>
+          <w:rFonts w:ascii="Times New Roman" w:hAnsi="Times New Roman" w:eastAsia="黑体"/>
+          <w:b w:val="0"/>
+          <w:color w:val="888888"/>
+          <w:sz w:val="24"/>
+        </w:rPr>
+        <w:t>《F1 25》领衔，索尼公布本月 PS Plus 欧美区三款会员免费游戏</w:t>
+      </w:r>
+    </w:p>
+    <w:p>
+      <w:r>
+        <w:rPr>
+          <w:rFonts w:ascii="Times New Roman" w:hAnsi="Times New Roman" w:eastAsia="宋体"/>
+          <w:color w:val="888888"/>
+          <w:sz w:val="18"/>
+        </w:rPr>
+        <w:t>来源:IT之家 | 时间:10-01 14:47</w:t>
+      </w:r>
+    </w:p>
+    <w:p>
+      <w:r>
+        <w:rPr>
+          <w:rFonts w:ascii="Times New Roman" w:hAnsi="Times New Roman" w:eastAsia="宋体"/>
+          <w:sz w:val="18"/>
+        </w:rPr>
+        <w:t>链接:</w:t>
+      </w:r>
+      <w:hyperlink r:id="rId31">
+        <w:r>
+          <w:rPr>
+            <w:color w:val="0563C1"/>
+            <w:u w:val="single"/>
+          </w:rPr>
+          <w:t>《F1 25》领衔，索尼公布本月 PS Plus 欧美区三款会员免费游戏</w:t>
+        </w:r>
+      </w:hyperlink>
     </w:p>
     <w:p>
       <w:pPr>
@@ -1363,7 +1317,7 @@
         </w:rPr>
         <w:t>链接:</w:t>
       </w:r>
-      <w:hyperlink r:id="rId33">
+      <w:hyperlink r:id="rId32">
         <w:r>
           <w:rPr>
             <w:color w:val="0563C1"/>
@@ -1414,7 +1368,7 @@
         </w:rPr>
         <w:t>链接:</w:t>
       </w:r>
-      <w:hyperlink r:id="rId34">
+      <w:hyperlink r:id="rId33">
         <w:r>
           <w:rPr>
             <w:color w:val="0563C1"/>
@@ -1465,7 +1419,7 @@
         </w:rPr>
         <w:t>链接:</w:t>
       </w:r>
-      <w:hyperlink r:id="rId35">
+      <w:hyperlink r:id="rId34">
         <w:r>
           <w:rPr>
             <w:color w:val="0563C1"/>
@@ -1516,7 +1470,7 @@
         </w:rPr>
         <w:t>链接:</w:t>
       </w:r>
-      <w:hyperlink r:id="rId36">
+      <w:hyperlink r:id="rId35">
         <w:r>
           <w:rPr>
             <w:color w:val="0563C1"/>
@@ -1567,7 +1521,7 @@
         </w:rPr>
         <w:t>链接:</w:t>
       </w:r>
-      <w:hyperlink r:id="rId37">
+      <w:hyperlink r:id="rId36">
         <w:r>
           <w:rPr>
             <w:color w:val="0563C1"/>
@@ -1620,7 +1574,7 @@
           <w:rFonts w:ascii="Times New Roman" w:hAnsi="Times New Roman" w:eastAsia="宋体"/>
           <w:sz w:val="18"/>
         </w:rPr>
-        <w:t>IT之家(60)、GameLook(7)、HackerNews(4)、Bing新闻(7)</w:t>
+        <w:t>IT之家(60)、GameLook(7)、HackerNews(5)、Bing新闻(6)</w:t>
       </w:r>
     </w:p>
     <w:p>

--- a/briefings/线口监测午报-2026-10-01.docx
+++ b/briefings/线口监测午报-2026-10-01.docx
@@ -22,7 +22,7 @@
           <w:color w:val="888888"/>
           <w:sz w:val="18"/>
         </w:rPr>
-        <w:t>监测窗口:近48小时 | 生成时间:2026-10-01 15:12</w:t>
+        <w:t>监测窗口:近48小时 | 生成时间:2026-10-01 22:24</w:t>
       </w:r>
     </w:p>
     <w:p>
@@ -70,7 +70,7 @@
           <w:color w:val="888888"/>
           <w:sz w:val="24"/>
         </w:rPr>
-        <w:t>福特 CEO 法利：AI 将成为蓝领工人的“搭档”，帮其更快掌握技能</w:t>
+        <w:t>惠普战 99 锐龙版 AI 移动工作站发布：AMD R9-9955HX3D + RTX PRO 2000，21999 元</w:t>
       </w:r>
     </w:p>
     <w:p>
@@ -80,7 +80,7 @@
           <w:color w:val="888888"/>
           <w:sz w:val="18"/>
         </w:rPr>
-        <w:t>来源:IT之家 | 时间:10-01 15:11</w:t>
+        <w:t>来源:IT之家 | 时间:10-01 22:24</w:t>
       </w:r>
     </w:p>
     <w:p>
@@ -97,7 +97,7 @@
             <w:color w:val="0563C1"/>
             <w:u w:val="single"/>
           </w:rPr>
-          <w:t>福特 CEO 法利：AI 将成为蓝领工人的“搭档”，帮其更快掌握技能</w:t>
+          <w:t>惠普战 99 锐龙版 AI 移动工作站发布：AMD R9-9955HX3D + RTX PRO 2000，21999 元</w:t>
         </w:r>
       </w:hyperlink>
     </w:p>
@@ -121,7 +121,7 @@
           <w:color w:val="888888"/>
           <w:sz w:val="24"/>
         </w:rPr>
-        <w:t>微软更新 1.140 版 VS Code：多文件夹会话、远程 AI Agent 任务委派等</w:t>
+        <w:t>育碧公布新品牌：创意事业部 2 更名 Massive Entertainment，统一管理多款知名 IP</w:t>
       </w:r>
     </w:p>
     <w:p>
@@ -131,7 +131,7 @@
           <w:color w:val="888888"/>
           <w:sz w:val="18"/>
         </w:rPr>
-        <w:t>来源:IT之家 | 时间:10-01 14:47</w:t>
+        <w:t>来源:IT之家 | 时间:10-01 19:16</w:t>
       </w:r>
     </w:p>
     <w:p>
@@ -148,7 +148,7 @@
             <w:color w:val="0563C1"/>
             <w:u w:val="single"/>
           </w:rPr>
-          <w:t>微软更新 1.140 版 VS Code：多文件夹会话、远程 AI Agent 任务委派等</w:t>
+          <w:t>育碧公布新品牌：创意事业部 2 更名 Massive Entertainment，统一管理多款知名 IP</w:t>
         </w:r>
       </w:hyperlink>
     </w:p>
@@ -172,7 +172,7 @@
           <w:color w:val="888888"/>
           <w:sz w:val="24"/>
         </w:rPr>
-        <w:t>超 AI.com 成史上最大域名交易：消息称 Shopify 豪掷 1 亿美元收购 SHOP.COM</w:t>
+        <w:t>日本电力巨头 JERA 牵手戴尔等伙伴，将在千叶建设该国最大 AI 数据中心</w:t>
       </w:r>
     </w:p>
     <w:p>
@@ -182,7 +182,7 @@
           <w:color w:val="888888"/>
           <w:sz w:val="18"/>
         </w:rPr>
-        <w:t>来源:IT之家 | 时间:10-01 14:10</w:t>
+        <w:t>来源:IT之家 | 时间:10-01 18:10</w:t>
       </w:r>
     </w:p>
     <w:p>
@@ -199,7 +199,7 @@
             <w:color w:val="0563C1"/>
             <w:u w:val="single"/>
           </w:rPr>
-          <w:t>超 AI.com 成史上最大域名交易：消息称 Shopify 豪掷 1 亿美元收购 SHOP.COM</w:t>
+          <w:t>日本电力巨头 JERA 牵手戴尔等伙伴，将在千叶建设该国最大 AI 数据中心</w:t>
         </w:r>
       </w:hyperlink>
     </w:p>
@@ -223,7 +223,7 @@
           <w:color w:val="888888"/>
           <w:sz w:val="24"/>
         </w:rPr>
-        <w:t>“大空头”伯里：为了人类的利益，市场应该狠跌一次，别让 OpenAI 和 Anthropic 上市</w:t>
+        <w:t>OpenAI 称其遭遇有组织蒸馏，将矛头指向月之暗面</w:t>
       </w:r>
     </w:p>
     <w:p>
@@ -233,7 +233,7 @@
           <w:color w:val="888888"/>
           <w:sz w:val="18"/>
         </w:rPr>
-        <w:t>来源:IT之家 | 时间:10-01 13:38</w:t>
+        <w:t>来源:IT之家 | 时间:10-01 17:49</w:t>
       </w:r>
     </w:p>
     <w:p>
@@ -250,7 +250,7 @@
             <w:color w:val="0563C1"/>
             <w:u w:val="single"/>
           </w:rPr>
-          <w:t>“大空头”伯里：为了人类的利益，市场应该狠跌一次，别让 OpenAI 和 Anthropic 上市</w:t>
+          <w:t>OpenAI 称其遭遇有组织蒸馏，将矛头指向月之暗面</w:t>
         </w:r>
       </w:hyperlink>
     </w:p>
@@ -274,7 +274,7 @@
           <w:color w:val="888888"/>
           <w:sz w:val="24"/>
         </w:rPr>
-        <w:t>技嘉推出 AI TOP 100 B850 台式整机，支持 5090 单卡或 R9700 双卡</w:t>
+        <w:t>AMD Gainsborough 神秘处理器曝光，业界推测为 Steam Deck 2 定制芯片</w:t>
       </w:r>
     </w:p>
     <w:p>
@@ -284,7 +284,7 @@
           <w:color w:val="888888"/>
           <w:sz w:val="18"/>
         </w:rPr>
-        <w:t>来源:IT之家 | 时间:10-01 13:01</w:t>
+        <w:t>来源:IT之家 | 时间:10-01 17:38</w:t>
       </w:r>
     </w:p>
     <w:p>
@@ -301,7 +301,7 @@
             <w:color w:val="0563C1"/>
             <w:u w:val="single"/>
           </w:rPr>
-          <w:t>技嘉推出 AI TOP 100 B850 台式整机，支持 5090 单卡或 R9700 双卡</w:t>
+          <w:t>AMD Gainsborough 神秘处理器曝光，业界推测为 Steam Deck 2 定制芯片</w:t>
         </w:r>
       </w:hyperlink>
     </w:p>
@@ -325,7 +325,7 @@
           <w:color w:val="888888"/>
           <w:sz w:val="24"/>
         </w:rPr>
-        <w:t>马斯克沉寂数月的 AI 维基百科 Grokipedia 推出 v0.3 版本：界面更新，恢复内容编辑</w:t>
+        <w:t>曝腾讯租用甲骨文东南亚数据中心：涉及约 10 万块先进 AI 芯片，交易估值约 70 亿美元</w:t>
       </w:r>
     </w:p>
     <w:p>
@@ -335,7 +335,7 @@
           <w:color w:val="888888"/>
           <w:sz w:val="18"/>
         </w:rPr>
-        <w:t>来源:IT之家 | 时间:10-01 12:58</w:t>
+        <w:t>来源:IT之家 | 时间:10-01 16:45</w:t>
       </w:r>
     </w:p>
     <w:p>
@@ -352,7 +352,7 @@
             <w:color w:val="0563C1"/>
             <w:u w:val="single"/>
           </w:rPr>
-          <w:t>马斯克沉寂数月的 AI 维基百科 Grokipedia 推出 v0.3 版本：界面更新，恢复内容编辑</w:t>
+          <w:t>曝腾讯租用甲骨文东南亚数据中心：涉及约 10 万块先进 AI 芯片，交易估值约 70 亿美元</w:t>
         </w:r>
       </w:hyperlink>
     </w:p>
@@ -376,7 +376,7 @@
           <w:color w:val="888888"/>
           <w:sz w:val="24"/>
         </w:rPr>
-        <w:t>Meta 否认 AI 智能体 Muse 未经许可读取用户私信：必须手动开多层权限才行</w:t>
+        <w:t>AI 拉动半导体需求暴涨，韩国 9 月出口创历史新高</w:t>
       </w:r>
     </w:p>
     <w:p>
@@ -386,7 +386,7 @@
           <w:color w:val="888888"/>
           <w:sz w:val="18"/>
         </w:rPr>
-        <w:t>来源:IT之家 | 时间:10-01 11:55</w:t>
+        <w:t>来源:IT之家 | 时间:10-01 16:28</w:t>
       </w:r>
     </w:p>
     <w:p>
@@ -403,7 +403,7 @@
             <w:color w:val="0563C1"/>
             <w:u w:val="single"/>
           </w:rPr>
-          <w:t>Meta 否认 AI 智能体 Muse 未经许可读取用户私信：必须手动开多层权限才行</w:t>
+          <w:t>AI 拉动半导体需求暴涨，韩国 9 月出口创历史新高</w:t>
         </w:r>
       </w:hyperlink>
     </w:p>
@@ -427,7 +427,7 @@
           <w:color w:val="888888"/>
           <w:sz w:val="24"/>
         </w:rPr>
-        <w:t>旗下智能体被指试图入侵加拿大政府网站，OpenAI 回应称正审查并已通报</w:t>
+        <w:t>一字不改：加州州长纽森反击特朗普将“人工智能”改为“超级智能”，州政府范围内继续叫“AI”</w:t>
       </w:r>
     </w:p>
     <w:p>
@@ -437,7 +437,7 @@
           <w:color w:val="888888"/>
           <w:sz w:val="18"/>
         </w:rPr>
-        <w:t>来源:IT之家 | 时间:10-01 11:41</w:t>
+        <w:t>来源:IT之家 | 时间:10-01 15:50</w:t>
       </w:r>
     </w:p>
     <w:p>
@@ -454,7 +454,7 @@
             <w:color w:val="0563C1"/>
             <w:u w:val="single"/>
           </w:rPr>
-          <w:t>旗下智能体被指试图入侵加拿大政府网站，OpenAI 回应称正审查并已通报</w:t>
+          <w:t>一字不改：加州州长纽森反击特朗普将“人工智能”改为“超级智能”，州政府范围内继续叫“AI”</w:t>
         </w:r>
       </w:hyperlink>
     </w:p>
@@ -478,7 +478,7 @@
           <w:color w:val="888888"/>
           <w:sz w:val="24"/>
         </w:rPr>
-        <w:t>华为 Mate90 系列手机升级鸿蒙 AI：小艺帮记滑一滑轻松记忆、图库助手实现一句话成片...</w:t>
+        <w:t>软银完成对 OpenAI 最后一笔投资，300 亿美元承诺全部到位</w:t>
       </w:r>
     </w:p>
     <w:p>
@@ -488,7 +488,7 @@
           <w:color w:val="888888"/>
           <w:sz w:val="18"/>
         </w:rPr>
-        <w:t>来源:IT之家 | 时间:10-01 11:17</w:t>
+        <w:t>来源:IT之家 | 时间:10-01 15:43</w:t>
       </w:r>
     </w:p>
     <w:p>
@@ -505,7 +505,109 @@
             <w:color w:val="0563C1"/>
             <w:u w:val="single"/>
           </w:rPr>
-          <w:t>华为 Mate90 系列手机升级鸿蒙 AI：小艺帮记滑一滑轻松记忆、图库助手实现一句话成片...</w:t>
+          <w:t>软银完成对 OpenAI 最后一笔投资，300 亿美元承诺全部到位</w:t>
+        </w:r>
+      </w:hyperlink>
+    </w:p>
+    <w:p>
+      <w:pPr>
+        <w:pStyle w:val="Heading3"/>
+      </w:pPr>
+      <w:r>
+        <w:rPr>
+          <w:rFonts w:ascii="Times New Roman" w:hAnsi="Times New Roman" w:eastAsia="黑体"/>
+          <w:b w:val="0"/>
+          <w:color w:val="888888"/>
+          <w:sz w:val="24"/>
+        </w:rPr>
+        <w:t>【C级·参考】</w:t>
+      </w:r>
+      <w:r>
+        <w:rPr>
+          <w:rFonts w:ascii="Times New Roman" w:hAnsi="Times New Roman" w:eastAsia="黑体"/>
+          <w:b w:val="0"/>
+          <w:color w:val="888888"/>
+          <w:sz w:val="24"/>
+        </w:rPr>
+        <w:t>调研显示：超 85% 的日本游戏开发者正使用生成式 AI</w:t>
+      </w:r>
+    </w:p>
+    <w:p>
+      <w:r>
+        <w:rPr>
+          <w:rFonts w:ascii="Times New Roman" w:hAnsi="Times New Roman" w:eastAsia="宋体"/>
+          <w:color w:val="888888"/>
+          <w:sz w:val="18"/>
+        </w:rPr>
+        <w:t>来源:IT之家 | 时间:10-01 15:37</w:t>
+      </w:r>
+    </w:p>
+    <w:p>
+      <w:r>
+        <w:rPr>
+          <w:rFonts w:ascii="Times New Roman" w:hAnsi="Times New Roman" w:eastAsia="宋体"/>
+          <w:sz w:val="18"/>
+        </w:rPr>
+        <w:t>链接:</w:t>
+      </w:r>
+      <w:hyperlink r:id="rId18">
+        <w:r>
+          <w:rPr>
+            <w:color w:val="0563C1"/>
+            <w:u w:val="single"/>
+          </w:rPr>
+          <w:t>调研显示：超 85% 的日本游戏开发者正使用生成式 AI</w:t>
+        </w:r>
+      </w:hyperlink>
+    </w:p>
+    <w:p>
+      <w:pPr>
+        <w:pStyle w:val="Heading3"/>
+      </w:pPr>
+      <w:r>
+        <w:rPr>
+          <w:rFonts w:ascii="Times New Roman" w:hAnsi="Times New Roman" w:eastAsia="黑体"/>
+          <w:b w:val="0"/>
+          <w:color w:val="888888"/>
+          <w:sz w:val="24"/>
+        </w:rPr>
+        <w:t>【C级·参考】</w:t>
+      </w:r>
+      <w:r>
+        <w:rPr>
+          <w:rFonts w:ascii="Times New Roman" w:hAnsi="Times New Roman" w:eastAsia="黑体"/>
+          <w:b w:val="0"/>
+          <w:color w:val="888888"/>
+          <w:sz w:val="24"/>
+        </w:rPr>
+        <w:t>美光科技 CEO 梅赫罗特拉：目前已锁定约 1500 亿美元长期订单，AI 存储需求紧张</w:t>
+      </w:r>
+    </w:p>
+    <w:p>
+      <w:r>
+        <w:rPr>
+          <w:rFonts w:ascii="Times New Roman" w:hAnsi="Times New Roman" w:eastAsia="宋体"/>
+          <w:color w:val="888888"/>
+          <w:sz w:val="18"/>
+        </w:rPr>
+        <w:t>来源:IT之家 | 时间:10-01 15:25</w:t>
+      </w:r>
+    </w:p>
+    <w:p>
+      <w:r>
+        <w:rPr>
+          <w:rFonts w:ascii="Times New Roman" w:hAnsi="Times New Roman" w:eastAsia="宋体"/>
+          <w:sz w:val="18"/>
+        </w:rPr>
+        <w:t>链接:</w:t>
+      </w:r>
+      <w:hyperlink r:id="rId19">
+        <w:r>
+          <w:rPr>
+            <w:color w:val="0563C1"/>
+            <w:u w:val="single"/>
+          </w:rPr>
+          <w:t>美光科技 CEO 梅赫罗特拉：目前已锁定约 1500 亿美元长期订单，AI 存储需求紧张</w:t>
         </w:r>
       </w:hyperlink>
     </w:p>
@@ -550,13 +652,64 @@
         </w:rPr>
         <w:t>链接:</w:t>
       </w:r>
-      <w:hyperlink r:id="rId18">
+      <w:hyperlink r:id="rId20">
         <w:r>
           <w:rPr>
             <w:color w:val="0563C1"/>
             <w:u w:val="single"/>
           </w:rPr>
           <w:t>Surprisingly complex waves reveal the brain's inner workings</w:t>
+        </w:r>
+      </w:hyperlink>
+    </w:p>
+    <w:p>
+      <w:pPr>
+        <w:pStyle w:val="Heading3"/>
+      </w:pPr>
+      <w:r>
+        <w:rPr>
+          <w:rFonts w:ascii="Times New Roman" w:hAnsi="Times New Roman" w:eastAsia="黑体"/>
+          <w:b w:val="0"/>
+          <w:color w:val="888888"/>
+          <w:sz w:val="24"/>
+        </w:rPr>
+        <w:t>【C级·参考】</w:t>
+      </w:r>
+      <w:r>
+        <w:rPr>
+          <w:rFonts w:ascii="Times New Roman" w:hAnsi="Times New Roman" w:eastAsia="黑体"/>
+          <w:b w:val="0"/>
+          <w:color w:val="888888"/>
+          <w:sz w:val="24"/>
+        </w:rPr>
+        <w:t>三星AI眼镜11月发布，能否撼动Meta市场地位？</w:t>
+      </w:r>
+    </w:p>
+    <w:p>
+      <w:r>
+        <w:rPr>
+          <w:rFonts w:ascii="Times New Roman" w:hAnsi="Times New Roman" w:eastAsia="宋体"/>
+          <w:color w:val="888888"/>
+          <w:sz w:val="18"/>
+        </w:rPr>
+        <w:t>来源:Bing新闻 | 时间:10-01 02:54</w:t>
+      </w:r>
+    </w:p>
+    <w:p>
+      <w:r>
+        <w:rPr>
+          <w:rFonts w:ascii="Times New Roman" w:hAnsi="Times New Roman" w:eastAsia="宋体"/>
+          <w:sz w:val="18"/>
+        </w:rPr>
+        <w:t>链接:</w:t>
+      </w:r>
+      <w:hyperlink r:id="rId21">
+        <w:r>
+          <w:rPr>
+            <w:color w:val="0563C1"/>
+            <w:u w:val="single"/>
+          </w:rPr>
+          <w:t>三星AI眼镜11月发布，能否撼动Meta市场地位？</w:t>
         </w:r>
       </w:hyperlink>
     </w:p>
@@ -601,64 +754,13 @@
         </w:rPr>
         <w:t>链接:</w:t>
       </w:r>
-      <w:hyperlink r:id="rId19">
+      <w:hyperlink r:id="rId22">
         <w:r>
           <w:rPr>
             <w:color w:val="0563C1"/>
             <w:u w:val="single"/>
           </w:rPr>
           <w:t>高通：智能眼镜将领跑AI可穿戴市场，AI别针与吊坠紧随其后</w:t>
-        </w:r>
-      </w:hyperlink>
-    </w:p>
-    <w:p>
-      <w:pPr>
-        <w:pStyle w:val="Heading3"/>
-      </w:pPr>
-      <w:r>
-        <w:rPr>
-          <w:rFonts w:ascii="Times New Roman" w:hAnsi="Times New Roman" w:eastAsia="黑体"/>
-          <w:b w:val="0"/>
-          <w:color w:val="888888"/>
-          <w:sz w:val="24"/>
-        </w:rPr>
-        <w:t>【C级·参考】</w:t>
-      </w:r>
-      <w:r>
-        <w:rPr>
-          <w:rFonts w:ascii="Times New Roman" w:hAnsi="Times New Roman" w:eastAsia="黑体"/>
-          <w:b w:val="0"/>
-          <w:color w:val="888888"/>
-          <w:sz w:val="24"/>
-        </w:rPr>
-        <w:t>亚马逊60美元AI智能眼镜走红：能拍高清视频，还带实时翻译与语音助手</w:t>
-      </w:r>
-    </w:p>
-    <w:p>
-      <w:r>
-        <w:rPr>
-          <w:rFonts w:ascii="Times New Roman" w:hAnsi="Times New Roman" w:eastAsia="宋体"/>
-          <w:color w:val="888888"/>
-          <w:sz w:val="18"/>
-        </w:rPr>
-        <w:t>来源:Bing新闻 | 时间:10-01 01:27</w:t>
-      </w:r>
-    </w:p>
-    <w:p>
-      <w:r>
-        <w:rPr>
-          <w:rFonts w:ascii="Times New Roman" w:hAnsi="Times New Roman" w:eastAsia="宋体"/>
-          <w:sz w:val="18"/>
-        </w:rPr>
-        <w:t>链接:</w:t>
-      </w:r>
-      <w:hyperlink r:id="rId20">
-        <w:r>
-          <w:rPr>
-            <w:color w:val="0563C1"/>
-            <w:u w:val="single"/>
-          </w:rPr>
-          <w:t>亚马逊60美元AI智能眼镜走红：能拍高清视频，还带实时翻译与语音助手</w:t>
         </w:r>
       </w:hyperlink>
     </w:p>
@@ -703,7 +805,7 @@
         </w:rPr>
         <w:t>链接:</w:t>
       </w:r>
-      <w:hyperlink r:id="rId21">
+      <w:hyperlink r:id="rId23">
         <w:r>
           <w:rPr>
             <w:color w:val="0563C1"/>
@@ -754,7 +856,7 @@
         </w:rPr>
         <w:t>链接:</w:t>
       </w:r>
-      <w:hyperlink r:id="rId22">
+      <w:hyperlink r:id="rId24">
         <w:r>
           <w:rPr>
             <w:color w:val="0563C1"/>
@@ -805,64 +907,13 @@
         </w:rPr>
         <w:t>链接:</w:t>
       </w:r>
-      <w:hyperlink r:id="rId23">
+      <w:hyperlink r:id="rId25">
         <w:r>
           <w:rPr>
             <w:color w:val="0563C1"/>
             <w:u w:val="single"/>
           </w:rPr>
           <w:t>腾讯又AI发功了！秘密内测“鹅次元”，“AI美女陪玩”想怎么赢？</w:t>
-        </w:r>
-      </w:hyperlink>
-    </w:p>
-    <w:p>
-      <w:pPr>
-        <w:pStyle w:val="Heading3"/>
-      </w:pPr>
-      <w:r>
-        <w:rPr>
-          <w:rFonts w:ascii="Times New Roman" w:hAnsi="Times New Roman" w:eastAsia="黑体"/>
-          <w:b w:val="0"/>
-          <w:color w:val="888888"/>
-          <w:sz w:val="24"/>
-        </w:rPr>
-        <w:t>【C级·参考】</w:t>
-      </w:r>
-      <w:r>
-        <w:rPr>
-          <w:rFonts w:ascii="Times New Roman" w:hAnsi="Times New Roman" w:eastAsia="黑体"/>
-          <w:b w:val="0"/>
-          <w:color w:val="888888"/>
-          <w:sz w:val="24"/>
-        </w:rPr>
-        <w:t>Responsible Release of AI-Generated Mathematics</w:t>
-      </w:r>
-    </w:p>
-    <w:p>
-      <w:r>
-        <w:rPr>
-          <w:rFonts w:ascii="Times New Roman" w:hAnsi="Times New Roman" w:eastAsia="宋体"/>
-          <w:color w:val="888888"/>
-          <w:sz w:val="18"/>
-        </w:rPr>
-        <w:t>来源:Hacker News | 时间:09-30 10:36</w:t>
-      </w:r>
-    </w:p>
-    <w:p>
-      <w:r>
-        <w:rPr>
-          <w:rFonts w:ascii="Times New Roman" w:hAnsi="Times New Roman" w:eastAsia="宋体"/>
-          <w:sz w:val="18"/>
-        </w:rPr>
-        <w:t>链接:</w:t>
-      </w:r>
-      <w:hyperlink r:id="rId24">
-        <w:r>
-          <w:rPr>
-            <w:color w:val="0563C1"/>
-            <w:u w:val="single"/>
-          </w:rPr>
-          <w:t>Responsible Release of AI-Generated Mathematics</w:t>
         </w:r>
       </w:hyperlink>
     </w:p>
@@ -907,7 +958,7 @@
         </w:rPr>
         <w:t>链接:</w:t>
       </w:r>
-      <w:hyperlink r:id="rId25">
+      <w:hyperlink r:id="rId26">
         <w:r>
           <w:rPr>
             <w:color w:val="0563C1"/>
@@ -958,7 +1009,7 @@
         </w:rPr>
         <w:t>链接:</w:t>
       </w:r>
-      <w:hyperlink r:id="rId26">
+      <w:hyperlink r:id="rId27">
         <w:r>
           <w:rPr>
             <w:color w:val="0563C1"/>
@@ -1009,7 +1060,7 @@
         </w:rPr>
         <w:t>链接:</w:t>
       </w:r>
-      <w:hyperlink r:id="rId27">
+      <w:hyperlink r:id="rId28">
         <w:r>
           <w:rPr>
             <w:color w:val="0563C1"/>
@@ -1060,7 +1111,7 @@
         </w:rPr>
         <w:t>链接:</w:t>
       </w:r>
-      <w:hyperlink r:id="rId28">
+      <w:hyperlink r:id="rId29">
         <w:r>
           <w:rPr>
             <w:color w:val="0563C1"/>
@@ -1102,7 +1153,7 @@
           <w:color w:val="888888"/>
           <w:sz w:val="24"/>
         </w:rPr>
-        <w:t>比尔 · 盖茨：用机器人替代人类工作的公司也应纳税</w:t>
+        <w:t>致敬《终结者 2》：Figure 让 F.02 人形机器人亲自跳入熔炉，采纳施瓦辛格本人提议</w:t>
       </w:r>
     </w:p>
     <w:p>
@@ -1112,7 +1163,7 @@
           <w:color w:val="888888"/>
           <w:sz w:val="18"/>
         </w:rPr>
-        <w:t>来源:IT之家 | 时间:10-01 13:00</w:t>
+        <w:t>来源:IT之家 | 时间:10-01 22:03</w:t>
       </w:r>
     </w:p>
     <w:p>
@@ -1123,13 +1174,13 @@
         </w:rPr>
         <w:t>链接:</w:t>
       </w:r>
-      <w:hyperlink r:id="rId29">
+      <w:hyperlink r:id="rId30">
         <w:r>
           <w:rPr>
             <w:color w:val="0563C1"/>
             <w:u w:val="single"/>
           </w:rPr>
-          <w:t>比尔 · 盖茨：用机器人替代人类工作的公司也应纳税</w:t>
+          <w:t>致敬《终结者 2》：Figure 让 F.02 人形机器人亲自跳入熔炉，采纳施瓦辛格本人提议</w:t>
         </w:r>
       </w:hyperlink>
     </w:p>
@@ -1163,55 +1214,9 @@
       </w:r>
     </w:p>
     <w:p>
-      <w:pPr>
-        <w:pStyle w:val="Heading3"/>
-      </w:pPr>
       <w:r>
-        <w:rPr>
-          <w:rFonts w:ascii="Times New Roman" w:hAnsi="Times New Roman" w:eastAsia="黑体"/>
-          <w:b w:val="0"/>
-          <w:color w:val="888888"/>
-          <w:sz w:val="24"/>
-        </w:rPr>
-        <w:t>【C级·参考】</w:t>
+        <w:t>本线口暂无重要更新</w:t>
       </w:r>
-      <w:r>
-        <w:rPr>
-          <w:rFonts w:ascii="Times New Roman" w:hAnsi="Times New Roman" w:eastAsia="黑体"/>
-          <w:b w:val="0"/>
-          <w:color w:val="888888"/>
-          <w:sz w:val="24"/>
-        </w:rPr>
-        <w:t>华为 Mate90 系列手机引入广电级直播能力、带来专属直播模式</w:t>
-      </w:r>
-    </w:p>
-    <w:p>
-      <w:r>
-        <w:rPr>
-          <w:rFonts w:ascii="Times New Roman" w:hAnsi="Times New Roman" w:eastAsia="宋体"/>
-          <w:color w:val="888888"/>
-          <w:sz w:val="18"/>
-        </w:rPr>
-        <w:t>来源:IT之家 | 时间:10-01 11:00</w:t>
-      </w:r>
-    </w:p>
-    <w:p>
-      <w:r>
-        <w:rPr>
-          <w:rFonts w:ascii="Times New Roman" w:hAnsi="Times New Roman" w:eastAsia="宋体"/>
-          <w:sz w:val="18"/>
-        </w:rPr>
-        <w:t>链接:</w:t>
-      </w:r>
-      <w:hyperlink r:id="rId30">
-        <w:r>
-          <w:rPr>
-            <w:color w:val="0563C1"/>
-            <w:u w:val="single"/>
-          </w:rPr>
-          <w:t>华为 Mate90 系列手机引入广电级直播能力、带来专属直播模式</w:t>
-        </w:r>
-      </w:hyperlink>
     </w:p>
     <w:p>
       <w:pPr>
@@ -1245,7 +1250,7 @@
           <w:color w:val="888888"/>
           <w:sz w:val="24"/>
         </w:rPr>
-        <w:t>《F1 25》领衔，索尼公布本月 PS Plus 欧美区三款会员免费游戏</w:t>
+        <w:t>魁匠团宣布取消《绝地求生：黑色任务》搜打撤项目，游戏尚未发售便已落幕</w:t>
       </w:r>
     </w:p>
     <w:p>
@@ -1255,7 +1260,7 @@
           <w:color w:val="888888"/>
           <w:sz w:val="18"/>
         </w:rPr>
-        <w:t>来源:IT之家 | 时间:10-01 14:47</w:t>
+        <w:t>来源:IT之家 | 时间:10-01 21:36</w:t>
       </w:r>
     </w:p>
     <w:p>
@@ -1272,7 +1277,7 @@
             <w:color w:val="0563C1"/>
             <w:u w:val="single"/>
           </w:rPr>
-          <w:t>《F1 25》领衔，索尼公布本月 PS Plus 欧美区三款会员免费游戏</w:t>
+          <w:t>魁匠团宣布取消《绝地求生：黑色任务》搜打撤项目，游戏尚未发售便已落幕</w:t>
         </w:r>
       </w:hyperlink>
     </w:p>
@@ -1296,7 +1301,7 @@
           <w:color w:val="888888"/>
           <w:sz w:val="24"/>
         </w:rPr>
-        <w:t>消息称顽皮狗正筹备《神秘海域》新作，游戏角色德雷克有望出现</w:t>
+        <w:t>149 元起微软 Xbox 宜家联名家具发售：涵盖游戏椅、电视柜、笔记本电脑支架等</w:t>
       </w:r>
     </w:p>
     <w:p>
@@ -1306,7 +1311,7 @@
           <w:color w:val="888888"/>
           <w:sz w:val="18"/>
         </w:rPr>
-        <w:t>来源:IT之家 | 时间:10-01 10:39</w:t>
+        <w:t>来源:IT之家 | 时间:10-01 19:46</w:t>
       </w:r>
     </w:p>
     <w:p>
@@ -1323,7 +1328,109 @@
             <w:color w:val="0563C1"/>
             <w:u w:val="single"/>
           </w:rPr>
-          <w:t>消息称顽皮狗正筹备《神秘海域》新作，游戏角色德雷克有望出现</w:t>
+          <w:t>149 元起微软 Xbox 宜家联名家具发售：涵盖游戏椅、电视柜、笔记本电脑支架等</w:t>
+        </w:r>
+      </w:hyperlink>
+    </w:p>
+    <w:p>
+      <w:pPr>
+        <w:pStyle w:val="Heading3"/>
+      </w:pPr>
+      <w:r>
+        <w:rPr>
+          <w:rFonts w:ascii="Times New Roman" w:hAnsi="Times New Roman" w:eastAsia="黑体"/>
+          <w:b w:val="0"/>
+          <w:color w:val="888888"/>
+          <w:sz w:val="24"/>
+        </w:rPr>
+        <w:t>【C级·参考】</w:t>
+      </w:r>
+      <w:r>
+        <w:rPr>
+          <w:rFonts w:ascii="Times New Roman" w:hAnsi="Times New Roman" w:eastAsia="黑体"/>
+          <w:b w:val="0"/>
+          <w:color w:val="888888"/>
+          <w:sz w:val="24"/>
+        </w:rPr>
+        <w:t>欧盟出手整治游戏内氪金乱象，拳头、动视暴雪等 9 家大厂被点名</w:t>
+      </w:r>
+    </w:p>
+    <w:p>
+      <w:r>
+        <w:rPr>
+          <w:rFonts w:ascii="Times New Roman" w:hAnsi="Times New Roman" w:eastAsia="宋体"/>
+          <w:color w:val="888888"/>
+          <w:sz w:val="18"/>
+        </w:rPr>
+        <w:t>来源:IT之家 | 时间:10-01 16:57</w:t>
+      </w:r>
+    </w:p>
+    <w:p>
+      <w:r>
+        <w:rPr>
+          <w:rFonts w:ascii="Times New Roman" w:hAnsi="Times New Roman" w:eastAsia="宋体"/>
+          <w:sz w:val="18"/>
+        </w:rPr>
+        <w:t>链接:</w:t>
+      </w:r>
+      <w:hyperlink r:id="rId33">
+        <w:r>
+          <w:rPr>
+            <w:color w:val="0563C1"/>
+            <w:u w:val="single"/>
+          </w:rPr>
+          <w:t>欧盟出手整治游戏内氪金乱象，拳头、动视暴雪等 9 家大厂被点名</w:t>
+        </w:r>
+      </w:hyperlink>
+    </w:p>
+    <w:p>
+      <w:pPr>
+        <w:pStyle w:val="Heading3"/>
+      </w:pPr>
+      <w:r>
+        <w:rPr>
+          <w:rFonts w:ascii="Times New Roman" w:hAnsi="Times New Roman" w:eastAsia="黑体"/>
+          <w:b w:val="0"/>
+          <w:color w:val="888888"/>
+          <w:sz w:val="24"/>
+        </w:rPr>
+        <w:t>【C级·参考】</w:t>
+      </w:r>
+      <w:r>
+        <w:rPr>
+          <w:rFonts w:ascii="Times New Roman" w:hAnsi="Times New Roman" w:eastAsia="黑体"/>
+          <w:b w:val="0"/>
+          <w:color w:val="888888"/>
+          <w:sz w:val="24"/>
+        </w:rPr>
+        <w:t>越野摩托竞速游戏《MXGP 26》发售，Steam 国区 170 元起</w:t>
+      </w:r>
+    </w:p>
+    <w:p>
+      <w:r>
+        <w:rPr>
+          <w:rFonts w:ascii="Times New Roman" w:hAnsi="Times New Roman" w:eastAsia="宋体"/>
+          <w:color w:val="888888"/>
+          <w:sz w:val="18"/>
+        </w:rPr>
+        <w:t>来源:IT之家 | 时间:10-01 16:12</w:t>
+      </w:r>
+    </w:p>
+    <w:p>
+      <w:r>
+        <w:rPr>
+          <w:rFonts w:ascii="Times New Roman" w:hAnsi="Times New Roman" w:eastAsia="宋体"/>
+          <w:sz w:val="18"/>
+        </w:rPr>
+        <w:t>链接:</w:t>
+      </w:r>
+      <w:hyperlink r:id="rId34">
+        <w:r>
+          <w:rPr>
+            <w:color w:val="0563C1"/>
+            <w:u w:val="single"/>
+          </w:rPr>
+          <w:t>越野摩托竞速游戏《MXGP 26》发售，Steam 国区 170 元起</w:t>
         </w:r>
       </w:hyperlink>
     </w:p>
@@ -1368,7 +1475,7 @@
         </w:rPr>
         <w:t>链接:</w:t>
       </w:r>
-      <w:hyperlink r:id="rId33">
+      <w:hyperlink r:id="rId35">
         <w:r>
           <w:rPr>
             <w:color w:val="0563C1"/>
@@ -1419,7 +1526,7 @@
         </w:rPr>
         <w:t>链接:</w:t>
       </w:r>
-      <w:hyperlink r:id="rId34">
+      <w:hyperlink r:id="rId36">
         <w:r>
           <w:rPr>
             <w:color w:val="0563C1"/>
@@ -1470,7 +1577,7 @@
         </w:rPr>
         <w:t>链接:</w:t>
       </w:r>
-      <w:hyperlink r:id="rId35">
+      <w:hyperlink r:id="rId37">
         <w:r>
           <w:rPr>
             <w:color w:val="0563C1"/>
@@ -1521,7 +1628,7 @@
         </w:rPr>
         <w:t>链接:</w:t>
       </w:r>
-      <w:hyperlink r:id="rId36">
+      <w:hyperlink r:id="rId38">
         <w:r>
           <w:rPr>
             <w:color w:val="0563C1"/>
@@ -1574,7 +1681,7 @@
           <w:rFonts w:ascii="Times New Roman" w:hAnsi="Times New Roman" w:eastAsia="宋体"/>
           <w:sz w:val="18"/>
         </w:rPr>
-        <w:t>IT之家(60)、GameLook(7)、HackerNews(5)、Bing新闻(6)</w:t>
+        <w:t>IT之家(60)、GameLook(7)、HackerNews(4)、Bing新闻(6)</w:t>
       </w:r>
     </w:p>
     <w:p>

--- a/briefings/线口监测午报-2026-10-01.docx
+++ b/briefings/线口监测午报-2026-10-01.docx
@@ -22,7 +22,7 @@
           <w:color w:val="888888"/>
           <w:sz w:val="18"/>
         </w:rPr>
-        <w:t>监测窗口:近48小时 | 生成时间:2026-10-01 22:24</w:t>
+        <w:t>监测窗口:近48小时 | 生成时间:2026-10-01 23:23</w:t>
       </w:r>
     </w:p>
     <w:p>
@@ -121,6 +121,57 @@
           <w:color w:val="888888"/>
           <w:sz w:val="24"/>
         </w:rPr>
+        <w:t>FTC is investigating OpenAI, Anthropic and other AI companies over product risks</w:t>
+      </w:r>
+    </w:p>
+    <w:p>
+      <w:r>
+        <w:rPr>
+          <w:rFonts w:ascii="Times New Roman" w:hAnsi="Times New Roman" w:eastAsia="宋体"/>
+          <w:color w:val="888888"/>
+          <w:sz w:val="18"/>
+        </w:rPr>
+        <w:t>来源:Hacker News | 时间:10-01 21:00</w:t>
+      </w:r>
+    </w:p>
+    <w:p>
+      <w:r>
+        <w:rPr>
+          <w:rFonts w:ascii="Times New Roman" w:hAnsi="Times New Roman" w:eastAsia="宋体"/>
+          <w:sz w:val="18"/>
+        </w:rPr>
+        <w:t>链接:</w:t>
+      </w:r>
+      <w:hyperlink r:id="rId10">
+        <w:r>
+          <w:rPr>
+            <w:color w:val="0563C1"/>
+            <w:u w:val="single"/>
+          </w:rPr>
+          <w:t>FTC is investigating OpenAI, Anthropic and other AI companies over product risks</w:t>
+        </w:r>
+      </w:hyperlink>
+    </w:p>
+    <w:p>
+      <w:pPr>
+        <w:pStyle w:val="Heading3"/>
+      </w:pPr>
+      <w:r>
+        <w:rPr>
+          <w:rFonts w:ascii="Times New Roman" w:hAnsi="Times New Roman" w:eastAsia="黑体"/>
+          <w:b w:val="0"/>
+          <w:color w:val="888888"/>
+          <w:sz w:val="24"/>
+        </w:rPr>
+        <w:t>【C级·参考】</w:t>
+      </w:r>
+      <w:r>
+        <w:rPr>
+          <w:rFonts w:ascii="Times New Roman" w:hAnsi="Times New Roman" w:eastAsia="黑体"/>
+          <w:b w:val="0"/>
+          <w:color w:val="888888"/>
+          <w:sz w:val="24"/>
+        </w:rPr>
         <w:t>育碧公布新品牌：创意事业部 2 更名 Massive Entertainment，统一管理多款知名 IP</w:t>
       </w:r>
     </w:p>
@@ -142,7 +193,7 @@
         </w:rPr>
         <w:t>链接:</w:t>
       </w:r>
-      <w:hyperlink r:id="rId10">
+      <w:hyperlink r:id="rId11">
         <w:r>
           <w:rPr>
             <w:color w:val="0563C1"/>
@@ -193,7 +244,7 @@
         </w:rPr>
         <w:t>链接:</w:t>
       </w:r>
-      <w:hyperlink r:id="rId11">
+      <w:hyperlink r:id="rId12">
         <w:r>
           <w:rPr>
             <w:color w:val="0563C1"/>
@@ -244,7 +295,7 @@
         </w:rPr>
         <w:t>链接:</w:t>
       </w:r>
-      <w:hyperlink r:id="rId12">
+      <w:hyperlink r:id="rId13">
         <w:r>
           <w:rPr>
             <w:color w:val="0563C1"/>
@@ -295,7 +346,7 @@
         </w:rPr>
         <w:t>链接:</w:t>
       </w:r>
-      <w:hyperlink r:id="rId13">
+      <w:hyperlink r:id="rId14">
         <w:r>
           <w:rPr>
             <w:color w:val="0563C1"/>
@@ -346,7 +397,7 @@
         </w:rPr>
         <w:t>链接:</w:t>
       </w:r>
-      <w:hyperlink r:id="rId14">
+      <w:hyperlink r:id="rId15">
         <w:r>
           <w:rPr>
             <w:color w:val="0563C1"/>
@@ -397,7 +448,7 @@
         </w:rPr>
         <w:t>链接:</w:t>
       </w:r>
-      <w:hyperlink r:id="rId15">
+      <w:hyperlink r:id="rId16">
         <w:r>
           <w:rPr>
             <w:color w:val="0563C1"/>
@@ -448,7 +499,7 @@
         </w:rPr>
         <w:t>链接:</w:t>
       </w:r>
-      <w:hyperlink r:id="rId16">
+      <w:hyperlink r:id="rId17">
         <w:r>
           <w:rPr>
             <w:color w:val="0563C1"/>
@@ -499,7 +550,7 @@
         </w:rPr>
         <w:t>链接:</w:t>
       </w:r>
-      <w:hyperlink r:id="rId17">
+      <w:hyperlink r:id="rId18">
         <w:r>
           <w:rPr>
             <w:color w:val="0563C1"/>
@@ -550,7 +601,7 @@
         </w:rPr>
         <w:t>链接:</w:t>
       </w:r>
-      <w:hyperlink r:id="rId18">
+      <w:hyperlink r:id="rId19">
         <w:r>
           <w:rPr>
             <w:color w:val="0563C1"/>
@@ -580,7 +631,7 @@
           <w:color w:val="888888"/>
           <w:sz w:val="24"/>
         </w:rPr>
-        <w:t>美光科技 CEO 梅赫罗特拉：目前已锁定约 1500 亿美元长期订单，AI 存储需求紧张</w:t>
+        <w:t>AI眼镜爆发前夜！Meta官宣Muse代理即将接入Ray-Ban Meta 2026款，语音一唤，世界秒变操作台</w:t>
       </w:r>
     </w:p>
     <w:p>
@@ -590,7 +641,7 @@
           <w:color w:val="888888"/>
           <w:sz w:val="18"/>
         </w:rPr>
-        <w:t>来源:IT之家 | 时间:10-01 15:25</w:t>
+        <w:t>来源:Bing新闻 | 时间:10-01 09:29</w:t>
       </w:r>
     </w:p>
     <w:p>
@@ -601,13 +652,13 @@
         </w:rPr>
         <w:t>链接:</w:t>
       </w:r>
-      <w:hyperlink r:id="rId19">
+      <w:hyperlink r:id="rId20">
         <w:r>
           <w:rPr>
             <w:color w:val="0563C1"/>
             <w:u w:val="single"/>
           </w:rPr>
-          <w:t>美光科技 CEO 梅赫罗特拉：目前已锁定约 1500 亿美元长期订单，AI 存储需求紧张</w:t>
+          <w:t>AI眼镜爆发前夜！Meta官宣Muse代理即将接入Ray-Ban Meta 2026款，语音一唤，世界秒变操作台</w:t>
         </w:r>
       </w:hyperlink>
     </w:p>
@@ -652,64 +703,13 @@
         </w:rPr>
         <w:t>链接:</w:t>
       </w:r>
-      <w:hyperlink r:id="rId20">
+      <w:hyperlink r:id="rId21">
         <w:r>
           <w:rPr>
             <w:color w:val="0563C1"/>
             <w:u w:val="single"/>
           </w:rPr>
           <w:t>Surprisingly complex waves reveal the brain's inner workings</w:t>
-        </w:r>
-      </w:hyperlink>
-    </w:p>
-    <w:p>
-      <w:pPr>
-        <w:pStyle w:val="Heading3"/>
-      </w:pPr>
-      <w:r>
-        <w:rPr>
-          <w:rFonts w:ascii="Times New Roman" w:hAnsi="Times New Roman" w:eastAsia="黑体"/>
-          <w:b w:val="0"/>
-          <w:color w:val="888888"/>
-          <w:sz w:val="24"/>
-        </w:rPr>
-        <w:t>【C级·参考】</w:t>
-      </w:r>
-      <w:r>
-        <w:rPr>
-          <w:rFonts w:ascii="Times New Roman" w:hAnsi="Times New Roman" w:eastAsia="黑体"/>
-          <w:b w:val="0"/>
-          <w:color w:val="888888"/>
-          <w:sz w:val="24"/>
-        </w:rPr>
-        <w:t>三星AI眼镜11月发布，能否撼动Meta市场地位？</w:t>
-      </w:r>
-    </w:p>
-    <w:p>
-      <w:r>
-        <w:rPr>
-          <w:rFonts w:ascii="Times New Roman" w:hAnsi="Times New Roman" w:eastAsia="宋体"/>
-          <w:color w:val="888888"/>
-          <w:sz w:val="18"/>
-        </w:rPr>
-        <w:t>来源:Bing新闻 | 时间:10-01 02:54</w:t>
-      </w:r>
-    </w:p>
-    <w:p>
-      <w:r>
-        <w:rPr>
-          <w:rFonts w:ascii="Times New Roman" w:hAnsi="Times New Roman" w:eastAsia="宋体"/>
-          <w:sz w:val="18"/>
-        </w:rPr>
-        <w:t>链接:</w:t>
-      </w:r>
-      <w:hyperlink r:id="rId21">
-        <w:r>
-          <w:rPr>
-            <w:color w:val="0563C1"/>
-            <w:u w:val="single"/>
-          </w:rPr>
-          <w:t>三星AI眼镜11月发布，能否撼动Meta市场地位？</w:t>
         </w:r>
       </w:hyperlink>
     </w:p>
@@ -1681,7 +1681,7 @@
           <w:rFonts w:ascii="Times New Roman" w:hAnsi="Times New Roman" w:eastAsia="宋体"/>
           <w:sz w:val="18"/>
         </w:rPr>
-        <w:t>IT之家(60)、GameLook(7)、HackerNews(4)、Bing新闻(6)</w:t>
+        <w:t>IT之家(60)、GameLook(7)、HackerNews(5)、Bing新闻(6)</w:t>
       </w:r>
     </w:p>
     <w:p>
